--- a/docs/DATABASE.docx
+++ b/docs/DATABASE.docx
@@ -2763,6 +2763,20 @@
             <w:pPr>
               <w:spacing w:after="0"/>
             </w:pPr>
+            <w:r>
+              <w:rPr>
+                <w:sz w:val="19"/>
+              </w:rPr>
+              <w:t xml:space="preserve">не раньше </w:t>
+            </w:r>
+            <w:r>
+              <w:rPr>
+                <w:rFonts w:ascii="Consolas" w:hAnsi="Consolas"/>
+                <w:color w:val="1F4E79"/>
+                <w:sz w:val="16"/>
+              </w:rPr>
+              <w:t>дата</w:t>
+            </w:r>
           </w:p>
         </w:tc>
         <w:tc>
@@ -4902,7 +4916,7 @@
         <w:t>CHECK</w:t>
       </w:r>
       <w:r>
-        <w:t>: стоимость, пробег и длительность больше нуля, чаевые и сборы не меньше нуля, код района от 1 до 77, месяц от 1 до 12, сезон из четырех значений.</w:t>
+        <w:t>: стоимость, пробег и длительность больше нуля, чаевые и сборы не меньше нуля, окончание поездки не раньше начала, код района от 1 до 77, месяц от 1 до 12, сезон из четырех значений.</w:t>
       </w:r>
     </w:p>
     <w:p>

--- a/docs/DATABASE.docx
+++ b/docs/DATABASE.docx
@@ -530,7 +530,7 @@
               <w:rPr>
                 <w:sz w:val="19"/>
               </w:rPr>
-              <w:t>01.10.2025 — 30.09.2026, пополняется ежедневно</w:t>
+              <w:t>01.10.2025 — 30.09.2026; сборщик проверяет новые данные каждый день, город выкладывает их раз в месяц</w:t>
             </w:r>
           </w:p>
         </w:tc>
@@ -7946,7 +7946,7 @@
               <w:rPr>
                 <w:sz w:val="19"/>
               </w:rPr>
-              <w:t>равно сумме стоимости, чаевых и сборов</w:t>
+              <w:t>итог поездки; обычно немного больше суммы стоимости, чаевых и сборов — город включает в него и другие доплаты (разница у 62 % поездок, в сумме 1,3 %)</w:t>
             </w:r>
           </w:p>
         </w:tc>
@@ -10816,7 +10816,21 @@
               <w:rPr>
                 <w:sz w:val="19"/>
               </w:rPr>
-              <w:t>выручка с чаевыми и сборами</w:t>
+              <w:t>итог с чаевыми, сборами и доплатами (</w:t>
+            </w:r>
+            <w:r>
+              <w:rPr>
+                <w:rFonts w:ascii="Consolas" w:hAnsi="Consolas"/>
+                <w:color w:val="1F4E79"/>
+                <w:sz w:val="16"/>
+              </w:rPr>
+              <w:t>trip_total</w:t>
+            </w:r>
+            <w:r>
+              <w:rPr>
+                <w:sz w:val="19"/>
+              </w:rPr>
+              <w:t>)</w:t>
             </w:r>
           </w:p>
         </w:tc>
@@ -10863,7 +10877,29 @@
     </w:p>
     <w:p>
       <w:r>
-        <w:t>Выборка — 11,2 % поездок; чтобы оценить реальную выручку, суммы из базы нужно умножить примерно на 8,9.</w:t>
+        <w:t xml:space="preserve">Выборка — 11,2 % поездок; чтобы оценить реальную выручку, суммы из базы нужно умножить примерно на 8,9. Итог посчитан по полю города </w:t>
+      </w:r>
+      <w:r>
+        <w:rPr>
+          <w:rFonts w:ascii="Consolas" w:hAnsi="Consolas"/>
+          <w:color w:val="1F4E79"/>
+          <w:sz w:val="19"/>
+        </w:rPr>
+        <w:t>trip_total</w:t>
+      </w:r>
+      <w:r>
+        <w:t xml:space="preserve">, которое в базе не хранится; сумма </w:t>
+      </w:r>
+      <w:r>
+        <w:rPr>
+          <w:rFonts w:ascii="Consolas" w:hAnsi="Consolas"/>
+          <w:color w:val="1F4E79"/>
+          <w:sz w:val="19"/>
+        </w:rPr>
+        <w:t>стоимость + чаевые + сборы</w:t>
+      </w:r>
+      <w:r>
+        <w:t xml:space="preserve"> в базе — $18,9 млн (см. раздел 8.2).</w:t>
       </w:r>
     </w:p>
     <w:p>
